--- a/tillsyn/A 17645-2026 tillsynsbegäran.docx
+++ b/tillsyn/A 17645-2026 tillsynsbegäran.docx
@@ -1459,7 +1459,7 @@
     <w:r>
       <w:tab/>
       <w:tab/>
-      <w:t>2026-09-14</w:t>
+      <w:t>2026-09-15</w:t>
       <w:br/>
       <w:br/>
     </w:r>

--- a/tillsyn/A 17645-2026 tillsynsbegäran.docx
+++ b/tillsyn/A 17645-2026 tillsynsbegäran.docx
@@ -1459,7 +1459,7 @@
     <w:r>
       <w:tab/>
       <w:tab/>
-      <w:t>2026-09-15</w:t>
+      <w:t>2026-09-16</w:t>
       <w:br/>
       <w:br/>
     </w:r>

--- a/tillsyn/A 17645-2026 tillsynsbegäran.docx
+++ b/tillsyn/A 17645-2026 tillsynsbegäran.docx
@@ -1459,7 +1459,7 @@
     <w:r>
       <w:tab/>
       <w:tab/>
-      <w:t>2026-09-16</w:t>
+      <w:t>2026-09-17</w:t>
       <w:br/>
       <w:br/>
     </w:r>

--- a/tillsyn/A 17645-2026 tillsynsbegäran.docx
+++ b/tillsyn/A 17645-2026 tillsynsbegäran.docx
@@ -1459,7 +1459,7 @@
     <w:r>
       <w:tab/>
       <w:tab/>
-      <w:t>2026-09-17</w:t>
+      <w:t>2026-09-18</w:t>
       <w:br/>
       <w:br/>
     </w:r>

--- a/tillsyn/A 17645-2026 tillsynsbegäran.docx
+++ b/tillsyn/A 17645-2026 tillsynsbegäran.docx
@@ -1459,7 +1459,7 @@
     <w:r>
       <w:tab/>
       <w:tab/>
-      <w:t>2026-09-18</w:t>
+      <w:t>2026-09-19</w:t>
       <w:br/>
       <w:br/>
     </w:r>

--- a/tillsyn/A 17645-2026 tillsynsbegäran.docx
+++ b/tillsyn/A 17645-2026 tillsynsbegäran.docx
@@ -1459,7 +1459,7 @@
     <w:r>
       <w:tab/>
       <w:tab/>
-      <w:t>2026-09-19</w:t>
+      <w:t>2026-09-21</w:t>
       <w:br/>
       <w:br/>
     </w:r>

--- a/tillsyn/A 17645-2026 tillsynsbegäran.docx
+++ b/tillsyn/A 17645-2026 tillsynsbegäran.docx
@@ -1459,7 +1459,7 @@
     <w:r>
       <w:tab/>
       <w:tab/>
-      <w:t>2026-09-21</w:t>
+      <w:t>2026-09-23</w:t>
       <w:br/>
       <w:br/>
     </w:r>

--- a/tillsyn/A 17645-2026 tillsynsbegäran.docx
+++ b/tillsyn/A 17645-2026 tillsynsbegäran.docx
@@ -1459,7 +1459,7 @@
     <w:r>
       <w:tab/>
       <w:tab/>
-      <w:t>2026-09-23</w:t>
+      <w:t>2026-09-24</w:t>
       <w:br/>
       <w:br/>
     </w:r>

--- a/tillsyn/A 17645-2026 tillsynsbegäran.docx
+++ b/tillsyn/A 17645-2026 tillsynsbegäran.docx
@@ -1459,7 +1459,7 @@
     <w:r>
       <w:tab/>
       <w:tab/>
-      <w:t>2026-09-24</w:t>
+      <w:t>2026-09-25</w:t>
       <w:br/>
       <w:br/>
     </w:r>

--- a/tillsyn/A 17645-2026 tillsynsbegäran.docx
+++ b/tillsyn/A 17645-2026 tillsynsbegäran.docx
@@ -1459,7 +1459,7 @@
     <w:r>
       <w:tab/>
       <w:tab/>
-      <w:t>2026-09-25</w:t>
+      <w:t>2026-09-26</w:t>
       <w:br/>
       <w:br/>
     </w:r>

--- a/tillsyn/A 17645-2026 tillsynsbegäran.docx
+++ b/tillsyn/A 17645-2026 tillsynsbegäran.docx
@@ -1459,7 +1459,7 @@
     <w:r>
       <w:tab/>
       <w:tab/>
-      <w:t>2026-09-26</w:t>
+      <w:t>2026-09-27</w:t>
       <w:br/>
       <w:br/>
     </w:r>

--- a/tillsyn/A 17645-2026 tillsynsbegäran.docx
+++ b/tillsyn/A 17645-2026 tillsynsbegäran.docx
@@ -1459,7 +1459,7 @@
     <w:r>
       <w:tab/>
       <w:tab/>
-      <w:t>2026-09-27</w:t>
+      <w:t>2026-09-28</w:t>
       <w:br/>
       <w:br/>
     </w:r>

--- a/tillsyn/A 17645-2026 tillsynsbegäran.docx
+++ b/tillsyn/A 17645-2026 tillsynsbegäran.docx
@@ -1459,7 +1459,7 @@
     <w:r>
       <w:tab/>
       <w:tab/>
-      <w:t>2026-09-28</w:t>
+      <w:t>2026-09-29</w:t>
       <w:br/>
       <w:br/>
     </w:r>

--- a/tillsyn/A 17645-2026 tillsynsbegäran.docx
+++ b/tillsyn/A 17645-2026 tillsynsbegäran.docx
@@ -1459,7 +1459,7 @@
     <w:r>
       <w:tab/>
       <w:tab/>
-      <w:t>2026-09-29</w:t>
+      <w:t>2026-09-30</w:t>
       <w:br/>
       <w:br/>
     </w:r>

--- a/tillsyn/A 17645-2026 tillsynsbegäran.docx
+++ b/tillsyn/A 17645-2026 tillsynsbegäran.docx
@@ -1459,7 +1459,7 @@
     <w:r>
       <w:tab/>
       <w:tab/>
-      <w:t>2026-09-30</w:t>
+      <w:t>2026-10-01</w:t>
       <w:br/>
       <w:br/>
     </w:r>

--- a/tillsyn/A 17645-2026 tillsynsbegäran.docx
+++ b/tillsyn/A 17645-2026 tillsynsbegäran.docx
@@ -1459,7 +1459,7 @@
     <w:r>
       <w:tab/>
       <w:tab/>
-      <w:t>2026-10-01</w:t>
+      <w:t>2026-10-02</w:t>
       <w:br/>
       <w:br/>
     </w:r>

--- a/tillsyn/A 17645-2026 tillsynsbegäran.docx
+++ b/tillsyn/A 17645-2026 tillsynsbegäran.docx
@@ -1459,7 +1459,7 @@
     <w:r>
       <w:tab/>
       <w:tab/>
-      <w:t>2026-10-02</w:t>
+      <w:t>2026-10-03</w:t>
       <w:br/>
       <w:br/>
     </w:r>

--- a/tillsyn/A 17645-2026 tillsynsbegäran.docx
+++ b/tillsyn/A 17645-2026 tillsynsbegäran.docx
@@ -1459,7 +1459,7 @@
     <w:r>
       <w:tab/>
       <w:tab/>
-      <w:t>2026-10-03</w:t>
+      <w:t>2026-10-04</w:t>
       <w:br/>
       <w:br/>
     </w:r>

--- a/tillsyn/A 17645-2026 tillsynsbegäran.docx
+++ b/tillsyn/A 17645-2026 tillsynsbegäran.docx
@@ -1459,7 +1459,7 @@
     <w:r>
       <w:tab/>
       <w:tab/>
-      <w:t>2026-10-04</w:t>
+      <w:t>2026-10-05</w:t>
       <w:br/>
       <w:br/>
     </w:r>

--- a/tillsyn/A 17645-2026 tillsynsbegäran.docx
+++ b/tillsyn/A 17645-2026 tillsynsbegäran.docx
@@ -1459,7 +1459,7 @@
     <w:r>
       <w:tab/>
       <w:tab/>
-      <w:t>2026-10-05</w:t>
+      <w:t>2026-10-06</w:t>
       <w:br/>
       <w:br/>
     </w:r>

--- a/tillsyn/A 17645-2026 tillsynsbegäran.docx
+++ b/tillsyn/A 17645-2026 tillsynsbegäran.docx
@@ -1459,7 +1459,7 @@
     <w:r>
       <w:tab/>
       <w:tab/>
-      <w:t>2026-10-06</w:t>
+      <w:t>2026-10-07</w:t>
       <w:br/>
       <w:br/>
     </w:r>

--- a/tillsyn/A 17645-2026 tillsynsbegäran.docx
+++ b/tillsyn/A 17645-2026 tillsynsbegäran.docx
@@ -1459,7 +1459,7 @@
     <w:r>
       <w:tab/>
       <w:tab/>
-      <w:t>2026-10-07</w:t>
+      <w:t>2026-10-08</w:t>
       <w:br/>
       <w:br/>
     </w:r>

--- a/tillsyn/A 17645-2026 tillsynsbegäran.docx
+++ b/tillsyn/A 17645-2026 tillsynsbegäran.docx
@@ -1459,7 +1459,7 @@
     <w:r>
       <w:tab/>
       <w:tab/>
-      <w:t>2026-10-08</w:t>
+      <w:t>2026-10-09</w:t>
       <w:br/>
       <w:br/>
     </w:r>

--- a/tillsyn/A 17645-2026 tillsynsbegäran.docx
+++ b/tillsyn/A 17645-2026 tillsynsbegäran.docx
@@ -1459,7 +1459,7 @@
     <w:r>
       <w:tab/>
       <w:tab/>
-      <w:t>2026-10-09</w:t>
+      <w:t>2026-10-10</w:t>
       <w:br/>
       <w:br/>
     </w:r>

--- a/tillsyn/A 17645-2026 tillsynsbegäran.docx
+++ b/tillsyn/A 17645-2026 tillsynsbegäran.docx
@@ -1459,7 +1459,7 @@
     <w:r>
       <w:tab/>
       <w:tab/>
-      <w:t>2026-10-10</w:t>
+      <w:t>2026-10-11</w:t>
       <w:br/>
       <w:br/>
     </w:r>

--- a/tillsyn/A 17645-2026 tillsynsbegäran.docx
+++ b/tillsyn/A 17645-2026 tillsynsbegäran.docx
@@ -1459,7 +1459,7 @@
     <w:r>
       <w:tab/>
       <w:tab/>
-      <w:t>2026-10-11</w:t>
+      <w:t>2026-10-12</w:t>
       <w:br/>
       <w:br/>
     </w:r>

--- a/tillsyn/A 17645-2026 tillsynsbegäran.docx
+++ b/tillsyn/A 17645-2026 tillsynsbegäran.docx
@@ -1459,7 +1459,7 @@
     <w:r>
       <w:tab/>
       <w:tab/>
-      <w:t>2026-10-12</w:t>
+      <w:t>2026-10-13</w:t>
       <w:br/>
       <w:br/>
     </w:r>

--- a/tillsyn/A 17645-2026 tillsynsbegäran.docx
+++ b/tillsyn/A 17645-2026 tillsynsbegäran.docx
@@ -1459,7 +1459,7 @@
     <w:r>
       <w:tab/>
       <w:tab/>
-      <w:t>2026-10-13</w:t>
+      <w:t>2026-10-14</w:t>
       <w:br/>
       <w:br/>
     </w:r>

--- a/tillsyn/A 17645-2026 tillsynsbegäran.docx
+++ b/tillsyn/A 17645-2026 tillsynsbegäran.docx
@@ -1459,7 +1459,7 @@
     <w:r>
       <w:tab/>
       <w:tab/>
-      <w:t>2026-10-14</w:t>
+      <w:t>2026-10-15</w:t>
       <w:br/>
       <w:br/>
     </w:r>

--- a/tillsyn/A 17645-2026 tillsynsbegäran.docx
+++ b/tillsyn/A 17645-2026 tillsynsbegäran.docx
@@ -1459,7 +1459,7 @@
     <w:r>
       <w:tab/>
       <w:tab/>
-      <w:t>2026-10-15</w:t>
+      <w:t>2026-10-16</w:t>
       <w:br/>
       <w:br/>
     </w:r>

--- a/tillsyn/A 17645-2026 tillsynsbegäran.docx
+++ b/tillsyn/A 17645-2026 tillsynsbegäran.docx
@@ -1459,7 +1459,7 @@
     <w:r>
       <w:tab/>
       <w:tab/>
-      <w:t>2026-10-16</w:t>
+      <w:t>2026-10-17</w:t>
       <w:br/>
       <w:br/>
     </w:r>

--- a/tillsyn/A 17645-2026 tillsynsbegäran.docx
+++ b/tillsyn/A 17645-2026 tillsynsbegäran.docx
@@ -1459,7 +1459,7 @@
     <w:r>
       <w:tab/>
       <w:tab/>
-      <w:t>2026-10-17</w:t>
+      <w:t>2026-10-18</w:t>
       <w:br/>
       <w:br/>
     </w:r>

--- a/tillsyn/A 17645-2026 tillsynsbegäran.docx
+++ b/tillsyn/A 17645-2026 tillsynsbegäran.docx
@@ -1459,7 +1459,7 @@
     <w:r>
       <w:tab/>
       <w:tab/>
-      <w:t>2026-10-18</w:t>
+      <w:t>2026-10-19</w:t>
       <w:br/>
       <w:br/>
     </w:r>

--- a/tillsyn/A 17645-2026 tillsynsbegäran.docx
+++ b/tillsyn/A 17645-2026 tillsynsbegäran.docx
@@ -1459,7 +1459,7 @@
     <w:r>
       <w:tab/>
       <w:tab/>
-      <w:t>2026-10-19</w:t>
+      <w:t>2026-10-20</w:t>
       <w:br/>
       <w:br/>
     </w:r>

--- a/tillsyn/A 17645-2026 tillsynsbegäran.docx
+++ b/tillsyn/A 17645-2026 tillsynsbegäran.docx
@@ -22,7 +22,7 @@
       <w:r>
         <w:drawing>
           <wp:inline xmlns:a="http://schemas.openxmlformats.org/drawingml/2006/main" xmlns:pic="http://schemas.openxmlformats.org/drawingml/2006/picture">
-            <wp:extent cx="5486400" cy="4664382"/>
+            <wp:extent cx="5486400" cy="5022601"/>
             <wp:docPr id="1" name="Picture 1"/>
             <wp:cNvGraphicFramePr>
               <a:graphicFrameLocks noChangeAspect="1"/>
@@ -43,7 +43,7 @@
                   <pic:spPr>
                     <a:xfrm>
                       <a:off x="0" y="0"/>
-                      <a:ext cx="5486400" cy="4664382"/>
+                      <a:ext cx="5486400" cy="5022601"/>
                     </a:xfrm>
                     <a:prstGeom prst="rect"/>
                   </pic:spPr>
@@ -65,7 +65,7 @@
     </w:p>
     <w:p>
       <w:r>
-        <w:t>I och inom 25 meter från avverkningsanmälan finns fynd av 23 naturvårdsarter, varav 9 är rödlistade, 8 är fridlysta, 16 är typiska (T) och 6 är signalarter (S): skogsalm (EN), aspgelélav (VU, T), grangråticka (VU, T), knärot (VU, T, §8), fjällig taggsvamp s.str. (NT), järnsparv (NT, §4), tallticka (NT, T), ullticka (NT, T), vit vedfingersvamp (NT), barkticka (S, T), grönpyrola (S, T), guldlockmossa (S, T), mörk husmossa (S, T), platt fjädermossa (S, T), stor aspticka (S, T), blåsippa (T, §9), kransmossa (T), ormbär (T), spillkråka (T, §4), tofsmes (T, §4), grönsiska (§4), kungsfågel (§4) och nattviol (§8). Se Figur 1.</w:t>
+        <w:t>I och inom 25 meter från avverkningsanmälan finns fynd av 34 naturvårdsarter, varav 18 är rödlistade, 9 är fridlysta, 20 är typiska (T) och 8 är signalarter (S): koboltspindling (EN), skogsalm (EN), aspgelélav (VU, T), grangråticka (VU, T), knärot (VU, T, §8), kopparspindling (VU), läderdoftande fingersvamp (VU), barrfagerspindling (NT), fjällig taggsvamp s.str. (NT), järnsparv (NT, §4), motaggsvamp (NT, T), persiljespindling (NT), skarp dropptaggsvamp (NT), sårläka (NT, T), tallticka (NT, T), ullticka (NT, T), vit vedfingersvamp (NT), vårärt (NT, T), barkticka (S, T), grönpyrola (S, T), guldlockmossa (S, T), mörk husmossa (S, T), platt fjädermossa (S, T), skogsknipprot (S, T, §8), stor aspticka (S, T), svavelriska (S), blåsippa (T, §9), kransmossa (T), ormbär (T), spillkråka (T, §4), tofsmes (T, §4), grönsiska (§4), kungsfågel (§4) och nattviol (§8). Se Figur 1.</w:t>
       </w:r>
     </w:p>
     <w:p>
@@ -109,6 +109,17 @@
         <w:rPr>
           <w:b/>
         </w:rPr>
+        <w:t>Koboltspindling (EN)</w:t>
+      </w:r>
+      <w:r>
+        <w:t xml:space="preserve"> är en starkt hotad art som bildar mykorrhiza med gran i kalkbarrskog. Huvudsakligen knuten till äldre skog på frisk till fuktig mark. Få bekräftade fynd i landet, från Dalarna och Uppland. Den totala populationen i landet bedöms vara liten, ha minskat och förväntas fortsätta minska på grund av slutavverkning av äldre kalkbarrskog. Arten har begränsad förmåga att återetablera sig efter slutavverkning eller andra storskaliga skogsbruksåtgärder, och det finns inga indikationer på att den långsiktigt kan etablera eller reproducera sig i bestånd som brukas med trakthyggesmetoder, markberedning, gödsling eller förädlat plantmaterial (SLU Artdatabanken, 2026).</w:t>
+      </w:r>
+    </w:p>
+    <w:p>
+      <w:r>
+        <w:rPr>
+          <w:b/>
+        </w:rPr>
         <w:t>Aspgelélav (VU)</w:t>
       </w:r>
       <w:r>
@@ -193,7 +204,7 @@
     </w:p>
     <w:p>
       <w:r>
-        <w:t>I det avverkningsanmälda området finns 49 fyndplatser för knärot registrerade på Artportalen. Figur 2 visar gränserna för buffertzoner på 50 m, som behöver lämnas kring fyndplatserna för att knärotslokalerna inte ska försvinna vid en avverkning. Av det avverkningsanmälda området överlappar 5.74 ha med buffertzonerna och får av detta skäl inte avverkas.</w:t>
+        <w:t>I det avverkningsanmälda området finns 50 fyndplatser för knärot registrerade på Artportalen. Figur 2 visar gränserna för buffertzoner på 50 m, som behöver lämnas kring fyndplatserna för att knärotslokalerna inte ska försvinna vid en avverkning. Av det avverkningsanmälda området överlappar 5.74 ha med buffertzonerna och får av detta skäl inte avverkas.</w:t>
       </w:r>
     </w:p>
     <w:p>
@@ -249,10 +260,141 @@
         <w:rPr>
           <w:b/>
         </w:rPr>
+        <w:t xml:space="preserve">Kopparspindling (VU) </w:t>
+      </w:r>
+      <w:r>
+        <w:t>bildar mykorrhiza med tall och gran i äldre ängsgranskog på kalkrik mark, mer sällan i ren kalktallskog.</w:t>
+      </w:r>
+      <w:r>
+        <w:rPr>
+          <w:b/>
+        </w:rPr>
+        <w:t xml:space="preserve"> </w:t>
+      </w:r>
+      <w:r>
+        <w:t>Minskningstakten uppgår till 30 % inom 50 år och överstiger gränsvärdet för Sårbar (VU) enligt A-kriteriet. (A2c+3c+4c).</w:t>
+      </w:r>
+      <w:r>
+        <w:rPr>
+          <w:b/>
+        </w:rPr>
+        <w:t xml:space="preserve"> </w:t>
+      </w:r>
+      <w:r>
+        <w:t>Intensivt skogsbruk, särskilt kalavverkning och markberedning missgynnar arten och lokaler som även hyser ett stort antal andra hotade arter bör helt undantas från skogsbruk.</w:t>
+      </w:r>
+      <w:r>
+        <w:rPr>
+          <w:b/>
+        </w:rPr>
+        <w:t xml:space="preserve"> </w:t>
+      </w:r>
+      <w:r>
+        <w:t>Kopparspindling är globalt rödlistad som nära hotad (NT) vilket innebär att Sverige har ett internationellt ansvar för arten (SLU Artdatabanken, 2024; IUCN, 2015).</w:t>
+      </w:r>
+    </w:p>
+    <w:p>
+      <w:r>
+        <w:rPr>
+          <w:b/>
+        </w:rPr>
+        <w:t xml:space="preserve">Läderdoftande fingersvamp (VU) </w:t>
+      </w:r>
+      <w:r>
+        <w:t>bildar mykorrhiza med gran i örtrik äldre barrskog, ofta på kalkrik mark. Den har en speciell doft som kan påminna om nytt skoläder (skoaffär), därav det svenska namnet. Den totala populationen i landet bedöms ändå ha minskat starkt och fortsatt kommer att minska då arten är knuten till en bördig äldre kalkgranskogsmiljö som successivt avverkas och där få områden alltjämt är formellt skyddade. All form av hårdhänt skogsavverkning på eller i närheten av växtplatsen missgynnar arten. Artens huvudsakliga koppling till produktiva äldre granskogar med hög bonitet gör den särskilt utsatt för slutavverkning. Samtliga lokaler bör undantas från rationellt skogsbruk och få ett områdesskydd (SLU Artdatabanken, 2024; Nitare &amp; Skogsstyrelsen, 2019).</w:t>
+      </w:r>
+    </w:p>
+    <w:p>
+      <w:r>
+        <w:rPr>
+          <w:b/>
+        </w:rPr>
+        <w:t>Barrfagerspindling (NT)</w:t>
+      </w:r>
+      <w:r>
+        <w:t xml:space="preserve"> bildar mykorrhiza med gran, möjligen också med tall, i äldre kalkbarrskog. Den totala populationen i landet har minskat och bedöms fortsätta minska till följd av avverkning av äldre kalkbarrskog. Arten har begränsad förmåga att återetablera sig efter slutavverkning eller andra storskaliga skogsbruksåtgärder, och det finns inga indikationer på att den långsiktigt kan etablera eller reproducera sig i bestånd som brukas med trakthyggesmetoder, markberedning, gödsling eller förädlat plantmaterial. Minskningstakten för den svenska populationen bedöms vara nära gränsvärdet för Sårbar (VU) (SLU Artdatabanken, 2026).</w:t>
+      </w:r>
+    </w:p>
+    <w:p>
+      <w:r>
+        <w:rPr>
+          <w:b/>
+        </w:rPr>
         <w:t>Fjällig taggsvamp s.str. (NT)</w:t>
       </w:r>
       <w:r>
         <w:t xml:space="preserve"> bildar mykorrhiza med gran i granskog och barrblandskog, främst på frisk näringsrik mark i äldre skog med lång trädkontinuitet. Den totala populationen i landet har minskat och bedöms fortsätta minska till följd av avverkning av äldre barrskogar. Minskningstakten för den svenska populationen bedöms vara nära gränsvärdet för sårbar (VU) (SLU Artdatabanken, 2026).</w:t>
+      </w:r>
+    </w:p>
+    <w:p>
+      <w:r>
+        <w:rPr>
+          <w:b/>
+        </w:rPr>
+        <w:t xml:space="preserve">Motaggsvamp (NT) </w:t>
+      </w:r>
+      <w:r>
+        <w:t xml:space="preserve">bildar mykorrhiza med tall i tallskog och hittas huvudsakligen i äldre, glesare skogsbestånd och hällmarksimpediment. Arten hotas främst av skogsavverkning och tycks försvinna efter slutavverkning, markberedning och plantering. Motaggsvamp är typisk art för </w:t>
+      </w:r>
+      <w:r>
+        <w:rPr>
+          <w:i/>
+        </w:rPr>
+        <w:t>9010 Taiga</w:t>
+      </w:r>
+      <w:r>
+        <w:t xml:space="preserve"> (SLU Artdatabanken, 2024).</w:t>
+      </w:r>
+    </w:p>
+    <w:p>
+      <w:r>
+        <w:rPr>
+          <w:b/>
+        </w:rPr>
+        <w:t>Persiljespindling (NT)</w:t>
+      </w:r>
+      <w:r>
+        <w:t xml:space="preserve"> bildar mykorrhiza med tall, gran och bok i ängsgranskog, kalktallskog och i ängsbokskog på rikare mark. Minskningstakten uppgår till 15 % inom 50 år och bedöms vara nära gränsvärdet för Sårbar (VU). (A2c+3c+4c). Persiljespindlingen hotas av avverkningar och är särskilt känslig eftersom den är knuten till äldre, produktiv barrskog, d.v.s. en skogstyp som är en bristvara i skyddade områden i Sverige och som samtidigt försvinner i snabb takt genom slutavverkningar. Skyddet för äldre ört- och kalkrika barrskogar med trädkontinuitet måste öka och oskyddade bokskogar med persiljespindling måste få ett formellt skydd i form av biotopskydd eller naturreservat (SLU Artdatabanken, 2024).</w:t>
+      </w:r>
+    </w:p>
+    <w:p>
+      <w:r>
+        <w:rPr>
+          <w:b/>
+        </w:rPr>
+        <w:t xml:space="preserve">Skarp dropptaggsvamp (NT) </w:t>
+      </w:r>
+      <w:r>
+        <w:t>bildar mykorrhiza med både gran och tall, främst i barrskogar med trädkontinuitet. Arten uppträder dels i näringsrik kalkbarrskog och dels i sur lavtallskog. Kalkbarrskogarna är ofta grandominerade, olikåldriga och skiktade på frisk mark med ett örtrikt vegetationsskikt. Lavtallskogarna är i regel magra, torra, ljusöppna och ofta brandpräglade. Den totala populationen i landet har minskat och bedöms fortsätta minska till följd av avverkning av äldre barrskogar. Arten har begränsad förmåga att återetablera sig efter slutavverkning eller andra storskaliga skogsbruksåtgärder. Det saknas indikationer på att arten långsiktigt kan etablera eller reproducera sig i skogsbestånd som brukas med metoder som trakthyggesbruk, markberedning, gödsling eller föryngring med förädlat plantmaterial. Minskningstakten för den svenska populationen bedöms vara nära gränsvärdet för Sårbar (VU) (SLU Artdatabanken, 2026).</w:t>
+      </w:r>
+    </w:p>
+    <w:p>
+      <w:r>
+        <w:rPr>
+          <w:b/>
+        </w:rPr>
+        <w:t>Sårläka (NT)</w:t>
+      </w:r>
+      <w:r>
+        <w:t xml:space="preserve"> växer på mullrik mark i skuggiga eller halvskuggiga lövskogar och lundar men också i örtrika kalkbarrskogar. Arten ingår i en exklusiv lundflora som bara uppträder i de allra rikaste kalkbarrskogarna söder om den biologiska norrlandsgränsen. I ädellövskogar och lundar är den också knuten till områden med en mycket rik mångfald av naturvårdsarter. Enligt Riksskogstaxeringens data förefaller den ha minskat kraftigt (&gt;50%) vilket troligen kan förklaras av det storskaliga skogsbruket med kalhyggen. Sårläka är typisk art för </w:t>
+      </w:r>
+      <w:r>
+        <w:rPr>
+          <w:i/>
+        </w:rPr>
+        <w:t xml:space="preserve">9050 Näringsrik granskog, 9020 Nordlig ädellövskog, 9130 Näringsrik bokskog </w:t>
+      </w:r>
+      <w:r>
+        <w:t xml:space="preserve">och </w:t>
+      </w:r>
+      <w:r>
+        <w:rPr>
+          <w:i/>
+        </w:rPr>
+        <w:t>9160 Näringsrik ekskog</w:t>
+      </w:r>
+      <w:r>
+        <w:t xml:space="preserve"> samt värdväxt för den rödlistade fjärilen sårläkeplattmal (NT) (SLU Artdatabanken, 2026; Nitare &amp; Skogsstyrelsen, 2019).</w:t>
       </w:r>
     </w:p>
     <w:p>
@@ -356,6 +498,35 @@
         <w:rPr>
           <w:b/>
         </w:rPr>
+        <w:t>Vårärt (NT)</w:t>
+      </w:r>
+      <w:r>
+        <w:t xml:space="preserve"> är en kalkgynnad mullväxt som är knuten till rik lundartad vegetation och har sin huvudsakliga förekomst i sydliga kalklövskogar, lövängen och hässlen. Den har även viktiga förekomster av reliktkaraktär i örtrika kalkgranskogar på frisk eller något fuktig mark i mellersta Sverige. Vårärt är en extra betydelsefull signalart i boreala och boreonemorala kalkgranskogar, då dessa förekomster nu är starkt fragmenterade och troligen visar på en flertusenårig ekologisk kontinuitet där spridning och etablering kan ha skett under postglaciala värmetiden. Arten tål inte dagens storskaliga skogsbruksmetoder och den kommer in på rödlistan för första gången 2025 till följd av en kraftig minskning (&gt;50%) i Riksskogstaxeringens data. Vårärt är typisk art för </w:t>
+      </w:r>
+      <w:r>
+        <w:rPr>
+          <w:i/>
+        </w:rPr>
+        <w:t xml:space="preserve">9050 Näringsrik granskog, 9020 Nordlig ädellövskog, 9160 Näringsrik ekskog </w:t>
+      </w:r>
+      <w:r>
+        <w:t xml:space="preserve">och </w:t>
+      </w:r>
+      <w:r>
+        <w:rPr>
+          <w:i/>
+        </w:rPr>
+        <w:t>9180 Ädellövskog i branter</w:t>
+      </w:r>
+      <w:r>
+        <w:t xml:space="preserve"> (Nitare &amp; Skogsstyrelsen, 2019; SLU Artdatabanken, 2026).</w:t>
+      </w:r>
+    </w:p>
+    <w:p>
+      <w:r>
+        <w:rPr>
+          <w:b/>
+        </w:rPr>
         <w:t>Barkticka</w:t>
       </w:r>
       <w:r>
@@ -512,6 +683,26 @@
       </w:r>
       <w:r>
         <w:t>(Nitare &amp; Skogsstyrelsen, 2019; SLU Artdatabanken, 2025).</w:t>
+      </w:r>
+    </w:p>
+    <w:p>
+      <w:r>
+        <w:rPr>
+          <w:b/>
+        </w:rPr>
+        <w:t>Skogsknipprot (§8)</w:t>
+      </w:r>
+      <w:r>
+        <w:t xml:space="preserve"> är fridlyst enligt 8§ artskyddsförordningen och typisk art för </w:t>
+      </w:r>
+      <w:r>
+        <w:rPr>
+          <w:i/>
+        </w:rPr>
+        <w:t>9050 Näringsrik granskog</w:t>
+      </w:r>
+      <w:r>
+        <w:t xml:space="preserve"> (SLU Artdatabanken, 2025).</w:t>
       </w:r>
     </w:p>
     <w:p>
@@ -707,7 +898,7 @@
     </w:p>
     <w:p>
       <w:r>
-        <w:t>Följande typiska arter har sina livsmiljöer och växtplatser i den avverkningsanmälda skogen: aspgelélav (VU, T), grangråticka (VU, T), knärot (VU, T, §8), tallticka (NT, T), ullticka (NT, T), barkticka (S, T), grönpyrola (S, T), guldlockmossa (S, T), mörk husmossa (S, T), platt fjädermossa (S, T), stor aspticka (S, T), blåsippa (T, §9), kransmossa (T), ormbär (T), spillkråka (T, §4) och tofsmes (T, §4).</w:t>
+        <w:t>Följande typiska arter har sina livsmiljöer och växtplatser i den avverkningsanmälda skogen: aspgelélav (VU, T), grangråticka (VU, T), knärot (VU, T, §8), motaggsvamp (NT, T), sårläka (NT, T), tallticka (NT, T), ullticka (NT, T), vårärt (NT, T), barkticka (S, T), grönpyrola (S, T), guldlockmossa (S, T), mörk husmossa (S, T), platt fjädermossa (S, T), skogsknipprot (S, T, §8), stor aspticka (S, T), blåsippa (T, §9), kransmossa (T), ormbär (T), spillkråka (T, §4) och tofsmes (T, §4).</w:t>
       </w:r>
     </w:p>
     <w:p>
@@ -1459,7 +1650,7 @@
     <w:r>
       <w:tab/>
       <w:tab/>
-      <w:t>2026-10-20</w:t>
+      <w:t>2026-10-21</w:t>
       <w:br/>
       <w:br/>
     </w:r>

--- a/tillsyn/A 17645-2026 tillsynsbegäran.docx
+++ b/tillsyn/A 17645-2026 tillsynsbegäran.docx
@@ -1650,7 +1650,7 @@
     <w:r>
       <w:tab/>
       <w:tab/>
-      <w:t>2026-10-21</w:t>
+      <w:t>2026-10-22</w:t>
       <w:br/>
       <w:br/>
     </w:r>

--- a/tillsyn/A 17645-2026 tillsynsbegäran.docx
+++ b/tillsyn/A 17645-2026 tillsynsbegäran.docx
@@ -1650,7 +1650,7 @@
     <w:r>
       <w:tab/>
       <w:tab/>
-      <w:t>2026-10-22</w:t>
+      <w:t>2026-10-23</w:t>
       <w:br/>
       <w:br/>
     </w:r>

--- a/tillsyn/A 17645-2026 tillsynsbegäran.docx
+++ b/tillsyn/A 17645-2026 tillsynsbegäran.docx
@@ -1650,7 +1650,7 @@
     <w:r>
       <w:tab/>
       <w:tab/>
-      <w:t>2026-10-23</w:t>
+      <w:t>2026-10-24</w:t>
       <w:br/>
       <w:br/>
     </w:r>

--- a/tillsyn/A 17645-2026 tillsynsbegäran.docx
+++ b/tillsyn/A 17645-2026 tillsynsbegäran.docx
@@ -1650,7 +1650,7 @@
     <w:r>
       <w:tab/>
       <w:tab/>
-      <w:t>2026-10-24</w:t>
+      <w:t>2026-10-25</w:t>
       <w:br/>
       <w:br/>
     </w:r>

--- a/tillsyn/A 17645-2026 tillsynsbegäran.docx
+++ b/tillsyn/A 17645-2026 tillsynsbegäran.docx
@@ -1650,7 +1650,7 @@
     <w:r>
       <w:tab/>
       <w:tab/>
-      <w:t>2026-10-25</w:t>
+      <w:t>2026-10-26</w:t>
       <w:br/>
       <w:br/>
     </w:r>

--- a/tillsyn/A 17645-2026 tillsynsbegäran.docx
+++ b/tillsyn/A 17645-2026 tillsynsbegäran.docx
@@ -1650,7 +1650,7 @@
     <w:r>
       <w:tab/>
       <w:tab/>
-      <w:t>2026-10-26</w:t>
+      <w:t>2026-10-27</w:t>
       <w:br/>
       <w:br/>
     </w:r>

--- a/tillsyn/A 17645-2026 tillsynsbegäran.docx
+++ b/tillsyn/A 17645-2026 tillsynsbegäran.docx
@@ -1650,7 +1650,7 @@
     <w:r>
       <w:tab/>
       <w:tab/>
-      <w:t>2026-10-27</w:t>
+      <w:t>2026-10-28</w:t>
       <w:br/>
       <w:br/>
     </w:r>

--- a/tillsyn/A 17645-2026 tillsynsbegäran.docx
+++ b/tillsyn/A 17645-2026 tillsynsbegäran.docx
@@ -1650,7 +1650,7 @@
     <w:r>
       <w:tab/>
       <w:tab/>
-      <w:t>2026-10-28</w:t>
+      <w:t>2026-10-29</w:t>
       <w:br/>
       <w:br/>
     </w:r>

--- a/tillsyn/A 17645-2026 tillsynsbegäran.docx
+++ b/tillsyn/A 17645-2026 tillsynsbegäran.docx
@@ -1650,7 +1650,7 @@
     <w:r>
       <w:tab/>
       <w:tab/>
-      <w:t>2026-10-29</w:t>
+      <w:t>2026-10-31</w:t>
       <w:br/>
       <w:br/>
     </w:r>
